--- a/Serkan-JSD cv.docx
+++ b/Serkan-JSD cv.docx
@@ -22,12 +22,16 @@
       </w:tblPr>
       <w:tblGrid>
         <w:gridCol w:w="4347"/>
-        <w:gridCol w:w="4679"/>
+        <w:gridCol w:w="332"/>
+        <w:gridCol w:w="4347"/>
       </w:tblGrid>
       <w:tr>
+        <w:trPr>
+          <w:trHeight w:val="65"/>
+        </w:trPr>
         <w:tc>
           <w:tcPr>
-            <w:tcW w:w="5400" w:type="dxa"/>
+            <w:tcW w:w="4347" w:type="dxa"/>
           </w:tcPr>
           <w:p>
             <w:pPr>
@@ -65,7 +69,8 @@
         </w:tc>
         <w:tc>
           <w:tcPr>
-            <w:tcW w:w="5400" w:type="dxa"/>
+            <w:tcW w:w="4679" w:type="dxa"/>
+            <w:gridSpan w:val="2"/>
           </w:tcPr>
           <w:p>
             <w:pPr>
@@ -86,37 +91,8 @@
                   <w:szCs w:val="21"/>
                   <w:lang w:val="en-GB"/>
                 </w:rPr>
-                <w:t>serkancoskun01@hotmail.com</w:t>
+                <w:t>serkancoskun01@hotmai</w:t>
               </w:r>
-            </w:hyperlink>
-            <w:r>
-              <w:rPr>
-                <w:rFonts w:ascii="Times New Roman" w:hAnsi="Times New Roman" w:cs="Times New Roman"/>
-                <w:sz w:val="21"/>
-                <w:szCs w:val="21"/>
-                <w:lang w:val="en-GB"/>
-              </w:rPr>
-              <w:t xml:space="preserve"> • 074</w:t>
-            </w:r>
-            <w:r>
-              <w:rPr>
-                <w:rFonts w:ascii="Times New Roman" w:hAnsi="Times New Roman" w:cs="Times New Roman"/>
-                <w:sz w:val="21"/>
-                <w:szCs w:val="21"/>
-                <w:lang w:val="en-GB"/>
-              </w:rPr>
-              <w:t>42013769</w:t>
-            </w:r>
-          </w:p>
-          <w:p>
-            <w:pPr>
-              <w:pStyle w:val="ContactInfo"/>
-              <w:rPr>
-                <w:rFonts w:ascii="Times New Roman" w:hAnsi="Times New Roman" w:cs="Times New Roman"/>
-                <w:lang w:val="en-GB"/>
-              </w:rPr>
-            </w:pPr>
-            <w:hyperlink r:id="rId7" w:history="1">
               <w:r>
                 <w:rPr>
                   <w:rStyle w:val="Hyperlink"/>
@@ -125,7 +101,17 @@
                   <w:szCs w:val="21"/>
                   <w:lang w:val="en-GB"/>
                 </w:rPr>
-                <w:t>LinkedIn</w:t>
+                <w:t>l</w:t>
+              </w:r>
+              <w:r>
+                <w:rPr>
+                  <w:rStyle w:val="Hyperlink"/>
+                  <w:rFonts w:ascii="Times New Roman" w:hAnsi="Times New Roman" w:cs="Times New Roman"/>
+                  <w:sz w:val="21"/>
+                  <w:szCs w:val="21"/>
+                  <w:lang w:val="en-GB"/>
+                </w:rPr>
+                <w:t>.com</w:t>
               </w:r>
             </w:hyperlink>
             <w:r>
@@ -135,8 +121,147 @@
                 <w:szCs w:val="21"/>
                 <w:lang w:val="en-GB"/>
               </w:rPr>
-              <w:t xml:space="preserve"> • London, Hackney</w:t>
-            </w:r>
+              <w:t xml:space="preserve"> • 074</w:t>
+            </w:r>
+            <w:r>
+              <w:rPr>
+                <w:rFonts w:ascii="Times New Roman" w:hAnsi="Times New Roman" w:cs="Times New Roman"/>
+                <w:sz w:val="21"/>
+                <w:szCs w:val="21"/>
+                <w:lang w:val="en-GB"/>
+              </w:rPr>
+              <w:t>42013769</w:t>
+            </w:r>
+          </w:p>
+          <w:p>
+            <w:pPr>
+              <w:pStyle w:val="ContactInfo"/>
+              <w:rPr>
+                <w:rFonts w:ascii="Times New Roman" w:hAnsi="Times New Roman" w:cs="Times New Roman"/>
+                <w:lang w:val="en-GB"/>
+              </w:rPr>
+            </w:pPr>
+            <w:r>
+              <w:fldChar w:fldCharType="begin"/>
+            </w:r>
+            <w:r>
+              <w:instrText>HYPERLINK "https://www.linkedin.com/in/serkan-coskun-54b554232/"</w:instrText>
+            </w:r>
+            <w:r>
+              <w:fldChar w:fldCharType="separate"/>
+            </w:r>
+            <w:r>
+              <w:rPr>
+                <w:rStyle w:val="Hyperlink"/>
+                <w:rFonts w:ascii="Times New Roman" w:hAnsi="Times New Roman" w:cs="Times New Roman"/>
+                <w:sz w:val="21"/>
+                <w:szCs w:val="21"/>
+                <w:lang w:val="en-GB"/>
+              </w:rPr>
+              <w:t>L</w:t>
+            </w:r>
+            <w:r>
+              <w:rPr>
+                <w:rStyle w:val="Hyperlink"/>
+                <w:rFonts w:ascii="Times New Roman" w:hAnsi="Times New Roman" w:cs="Times New Roman"/>
+                <w:sz w:val="21"/>
+                <w:szCs w:val="21"/>
+                <w:lang w:val="en-GB"/>
+              </w:rPr>
+              <w:t>i</w:t>
+            </w:r>
+            <w:r>
+              <w:rPr>
+                <w:rStyle w:val="Hyperlink"/>
+                <w:rFonts w:ascii="Times New Roman" w:hAnsi="Times New Roman" w:cs="Times New Roman"/>
+                <w:sz w:val="21"/>
+                <w:szCs w:val="21"/>
+                <w:lang w:val="en-GB"/>
+              </w:rPr>
+              <w:t>nkedIn</w:t>
+            </w:r>
+            <w:r>
+              <w:rPr>
+                <w:rStyle w:val="Hyperlink"/>
+                <w:rFonts w:ascii="Times New Roman" w:hAnsi="Times New Roman" w:cs="Times New Roman"/>
+                <w:sz w:val="21"/>
+                <w:szCs w:val="21"/>
+                <w:lang w:val="en-GB"/>
+              </w:rPr>
+              <w:fldChar w:fldCharType="end"/>
+            </w:r>
+            <w:r>
+              <w:rPr>
+                <w:rFonts w:ascii="Times New Roman" w:hAnsi="Times New Roman" w:cs="Times New Roman"/>
+                <w:sz w:val="21"/>
+                <w:szCs w:val="21"/>
+                <w:lang w:val="en-GB"/>
+              </w:rPr>
+              <w:t xml:space="preserve"> </w:t>
+            </w:r>
+            <w:r>
+              <w:t xml:space="preserve"> </w:t>
+            </w:r>
+            <w:hyperlink r:id="rId7" w:history="1">
+              <w:r>
+                <w:rPr>
+                  <w:rStyle w:val="Hyperlink"/>
+                  <w:rFonts w:ascii="Times New Roman" w:hAnsi="Times New Roman" w:cs="Times New Roman"/>
+                  <w:color w:val="0F5581"/>
+                </w:rPr>
+                <w:t>GitHub</w:t>
+              </w:r>
+            </w:hyperlink>
+            <w:r>
+              <w:rPr>
+                <w:rFonts w:ascii="Times New Roman" w:hAnsi="Times New Roman" w:cs="Times New Roman"/>
+                <w:u w:val="single"/>
+              </w:rPr>
+              <w:t xml:space="preserve"> </w:t>
+            </w:r>
+            <w:r>
+              <w:rPr>
+                <w:rFonts w:ascii="Times New Roman" w:hAnsi="Times New Roman" w:cs="Times New Roman"/>
+                <w:sz w:val="21"/>
+                <w:szCs w:val="21"/>
+                <w:lang w:val="en-GB"/>
+              </w:rPr>
+              <w:t>• London, Hackney</w:t>
+            </w:r>
+          </w:p>
+        </w:tc>
+      </w:tr>
+      <w:tr>
+        <w:trPr>
+          <w:gridAfter w:val="1"/>
+          <w:wAfter w:w="4347" w:type="dxa"/>
+        </w:trPr>
+        <w:tc>
+          <w:tcPr>
+            <w:tcW w:w="4679" w:type="dxa"/>
+            <w:gridSpan w:val="2"/>
+          </w:tcPr>
+          <w:p>
+            <w:pPr>
+              <w:pStyle w:val="ContactInfo"/>
+            </w:pPr>
+          </w:p>
+        </w:tc>
+      </w:tr>
+      <w:tr>
+        <w:trPr>
+          <w:gridAfter w:val="1"/>
+          <w:wAfter w:w="4347" w:type="dxa"/>
+        </w:trPr>
+        <w:tc>
+          <w:tcPr>
+            <w:tcW w:w="4679" w:type="dxa"/>
+            <w:gridSpan w:val="2"/>
+          </w:tcPr>
+          <w:p>
+            <w:pPr>
+              <w:pStyle w:val="ContactInfo"/>
+            </w:pPr>
           </w:p>
         </w:tc>
       </w:tr>
@@ -765,14 +890,14 @@
         <w:tblLook w:val="0600" w:firstRow="0" w:lastRow="0" w:firstColumn="0" w:lastColumn="0" w:noHBand="1" w:noVBand="1"/>
       </w:tblPr>
       <w:tblGrid>
-        <w:gridCol w:w="3005"/>
-        <w:gridCol w:w="3005"/>
-        <w:gridCol w:w="3006"/>
+        <w:gridCol w:w="926"/>
+        <w:gridCol w:w="7052"/>
+        <w:gridCol w:w="1048"/>
       </w:tblGrid>
       <w:tr>
         <w:tc>
           <w:tcPr>
-            <w:tcW w:w="3005" w:type="dxa"/>
+            <w:tcW w:w="926" w:type="dxa"/>
             <w:tcBorders>
               <w:top w:val="nil"/>
               <w:left w:val="nil"/>
@@ -786,8 +911,8 @@
                 <w:rFonts w:ascii="Times New Roman" w:hAnsi="Times New Roman" w:cs="Times New Roman"/>
                 <w:b w:val="0"/>
                 <w:bCs w:val="0"/>
-                <w:sz w:val="24"/>
-                <w:szCs w:val="24"/>
+                <w:sz w:val="18"/>
+                <w:szCs w:val="18"/>
                 <w:u w:val="single"/>
                 <w:lang w:val="en-GB"/>
               </w:rPr>
@@ -797,8 +922,8 @@
                 <w:rFonts w:ascii="Times New Roman" w:hAnsi="Times New Roman" w:cs="Times New Roman"/>
                 <w:b w:val="0"/>
                 <w:bCs w:val="0"/>
-                <w:sz w:val="24"/>
-                <w:szCs w:val="24"/>
+                <w:sz w:val="18"/>
+                <w:szCs w:val="18"/>
                 <w:u w:val="single"/>
                 <w:lang w:val="en-GB"/>
               </w:rPr>
@@ -808,7 +933,7 @@
         </w:tc>
         <w:tc>
           <w:tcPr>
-            <w:tcW w:w="3005" w:type="dxa"/>
+            <w:tcW w:w="7857" w:type="dxa"/>
             <w:tcBorders>
               <w:top w:val="nil"/>
             </w:tcBorders>
@@ -817,12 +942,13 @@
             <w:pPr>
               <w:pStyle w:val="SectionHeading"/>
               <w:spacing w:before="360"/>
+              <w:jc w:val="center"/>
               <w:rPr>
                 <w:rFonts w:ascii="Times New Roman" w:hAnsi="Times New Roman" w:cs="Times New Roman"/>
                 <w:b w:val="0"/>
                 <w:bCs w:val="0"/>
-                <w:sz w:val="24"/>
-                <w:szCs w:val="24"/>
+                <w:sz w:val="18"/>
+                <w:szCs w:val="18"/>
                 <w:u w:val="single"/>
                 <w:lang w:val="en-GB"/>
               </w:rPr>
@@ -832,8 +958,8 @@
                 <w:rFonts w:ascii="Times New Roman" w:hAnsi="Times New Roman" w:cs="Times New Roman"/>
                 <w:b w:val="0"/>
                 <w:bCs w:val="0"/>
-                <w:sz w:val="24"/>
-                <w:szCs w:val="24"/>
+                <w:sz w:val="18"/>
+                <w:szCs w:val="18"/>
                 <w:u w:val="single"/>
                 <w:lang w:val="en-GB"/>
               </w:rPr>
@@ -843,7 +969,7 @@
         </w:tc>
         <w:tc>
           <w:tcPr>
-            <w:tcW w:w="3006" w:type="dxa"/>
+            <w:tcW w:w="243" w:type="dxa"/>
             <w:tcBorders>
               <w:top w:val="nil"/>
               <w:right w:val="nil"/>
@@ -857,8 +983,8 @@
                 <w:rFonts w:ascii="Times New Roman" w:hAnsi="Times New Roman" w:cs="Times New Roman"/>
                 <w:b w:val="0"/>
                 <w:bCs w:val="0"/>
-                <w:sz w:val="24"/>
-                <w:szCs w:val="24"/>
+                <w:sz w:val="20"/>
+                <w:szCs w:val="20"/>
                 <w:u w:val="single"/>
                 <w:lang w:val="en-GB"/>
               </w:rPr>
@@ -868,8 +994,8 @@
                 <w:rFonts w:ascii="Times New Roman" w:hAnsi="Times New Roman" w:cs="Times New Roman"/>
                 <w:b w:val="0"/>
                 <w:bCs w:val="0"/>
-                <w:sz w:val="24"/>
-                <w:szCs w:val="24"/>
+                <w:sz w:val="20"/>
+                <w:szCs w:val="20"/>
                 <w:u w:val="single"/>
                 <w:lang w:val="en-GB"/>
               </w:rPr>
@@ -879,9 +1005,12 @@
         </w:tc>
       </w:tr>
       <w:tr>
+        <w:trPr>
+          <w:trHeight w:val="1025"/>
+        </w:trPr>
         <w:tc>
           <w:tcPr>
-            <w:tcW w:w="3005" w:type="dxa"/>
+            <w:tcW w:w="926" w:type="dxa"/>
             <w:tcBorders>
               <w:left w:val="nil"/>
             </w:tcBorders>
@@ -893,8 +1022,9 @@
                 <w:rFonts w:ascii="Times New Roman" w:hAnsi="Times New Roman" w:cs="Times New Roman"/>
                 <w:b w:val="0"/>
                 <w:bCs w:val="0"/>
-                <w:sz w:val="24"/>
-                <w:szCs w:val="24"/>
+                <w:sz w:val="18"/>
+                <w:szCs w:val="18"/>
+                <w:u w:val="single"/>
                 <w:lang w:val="en-GB"/>
               </w:rPr>
             </w:pPr>
@@ -903,17 +1033,44 @@
                 <w:rFonts w:ascii="Times New Roman" w:hAnsi="Times New Roman" w:cs="Times New Roman"/>
                 <w:b w:val="0"/>
                 <w:bCs w:val="0"/>
-                <w:sz w:val="24"/>
-                <w:szCs w:val="24"/>
-                <w:lang w:val="en-GB"/>
-              </w:rPr>
-              <w:t>Makersbnb</w:t>
-            </w:r>
+                <w:sz w:val="18"/>
+                <w:szCs w:val="18"/>
+                <w:u w:val="single"/>
+                <w:lang w:val="en-GB"/>
+              </w:rPr>
+              <w:t>Makers</w:t>
+            </w:r>
+            <w:r>
+              <w:rPr>
+                <w:rFonts w:ascii="Times New Roman" w:hAnsi="Times New Roman" w:cs="Times New Roman"/>
+                <w:b w:val="0"/>
+                <w:bCs w:val="0"/>
+                <w:sz w:val="18"/>
+                <w:szCs w:val="18"/>
+                <w:u w:val="single"/>
+                <w:lang w:val="en-GB"/>
+              </w:rPr>
+              <w:t>-</w:t>
+            </w:r>
+            <w:proofErr w:type="spellStart"/>
+            <w:r>
+              <w:rPr>
+                <w:rFonts w:ascii="Times New Roman" w:hAnsi="Times New Roman" w:cs="Times New Roman"/>
+                <w:b w:val="0"/>
+                <w:bCs w:val="0"/>
+                <w:sz w:val="18"/>
+                <w:szCs w:val="18"/>
+                <w:u w:val="single"/>
+                <w:lang w:val="en-GB"/>
+              </w:rPr>
+              <w:t>bnb</w:t>
+            </w:r>
+            <w:proofErr w:type="spellEnd"/>
           </w:p>
         </w:tc>
         <w:tc>
           <w:tcPr>
-            <w:tcW w:w="3005" w:type="dxa"/>
+            <w:tcW w:w="7857" w:type="dxa"/>
           </w:tcPr>
           <w:p>
             <w:pPr>
@@ -926,8 +1083,8 @@
                 <w:rStyle w:val="Strong"/>
                 <w:b w:val="0"/>
                 <w:bCs w:val="0"/>
-                <w:sz w:val="20"/>
-                <w:szCs w:val="20"/>
+                <w:sz w:val="18"/>
+                <w:szCs w:val="18"/>
                 <w:lang w:val="en-GB"/>
               </w:rPr>
             </w:pPr>
@@ -935,8 +1092,8 @@
               <w:rPr>
                 <w:rStyle w:val="Strong"/>
                 <w:color w:val="1F2328"/>
-                <w:sz w:val="20"/>
-                <w:szCs w:val="20"/>
+                <w:sz w:val="18"/>
+                <w:szCs w:val="18"/>
               </w:rPr>
               <w:t xml:space="preserve">Website:  </w:t>
             </w:r>
@@ -946,8 +1103,8 @@
                 <w:b w:val="0"/>
                 <w:bCs w:val="0"/>
                 <w:color w:val="1F2328"/>
-                <w:sz w:val="20"/>
-                <w:szCs w:val="20"/>
+                <w:sz w:val="18"/>
+                <w:szCs w:val="18"/>
               </w:rPr>
               <w:t xml:space="preserve">A spinoff of Airbnb, and first group project. Users can rent or book rooms. </w:t>
             </w:r>
@@ -962,8 +1119,8 @@
               <w:rPr>
                 <w:rFonts w:ascii="Times New Roman" w:hAnsi="Times New Roman" w:cs="Times New Roman"/>
                 <w:color w:val="1F2328"/>
-                <w:sz w:val="20"/>
-                <w:szCs w:val="20"/>
+                <w:sz w:val="18"/>
+                <w:szCs w:val="18"/>
                 <w:lang w:val="en-GB"/>
               </w:rPr>
             </w:pPr>
@@ -972,8 +1129,8 @@
                 <w:rStyle w:val="Strong"/>
                 <w:rFonts w:ascii="Times New Roman" w:hAnsi="Times New Roman" w:cs="Times New Roman"/>
                 <w:color w:val="1F2328"/>
-                <w:sz w:val="20"/>
-                <w:szCs w:val="20"/>
+                <w:sz w:val="18"/>
+                <w:szCs w:val="18"/>
               </w:rPr>
               <w:t>User Authentication</w:t>
             </w:r>
@@ -981,8 +1138,8 @@
               <w:rPr>
                 <w:rFonts w:ascii="Times New Roman" w:hAnsi="Times New Roman" w:cs="Times New Roman"/>
                 <w:color w:val="1F2328"/>
-                <w:sz w:val="20"/>
-                <w:szCs w:val="20"/>
+                <w:sz w:val="18"/>
+                <w:szCs w:val="18"/>
               </w:rPr>
               <w:t xml:space="preserve">: </w:t>
             </w:r>
@@ -990,8 +1147,8 @@
               <w:rPr>
                 <w:rFonts w:ascii="Times New Roman" w:hAnsi="Times New Roman" w:cs="Times New Roman"/>
                 <w:color w:val="1F2328"/>
-                <w:sz w:val="20"/>
-                <w:szCs w:val="20"/>
+                <w:sz w:val="18"/>
+                <w:szCs w:val="18"/>
               </w:rPr>
               <w:t>A</w:t>
             </w:r>
@@ -999,8 +1156,8 @@
               <w:rPr>
                 <w:rFonts w:ascii="Times New Roman" w:hAnsi="Times New Roman" w:cs="Times New Roman"/>
                 <w:color w:val="1F2328"/>
-                <w:sz w:val="20"/>
-                <w:szCs w:val="20"/>
+                <w:sz w:val="18"/>
+                <w:szCs w:val="18"/>
               </w:rPr>
               <w:t>llow</w:t>
             </w:r>
@@ -1008,8 +1165,8 @@
               <w:rPr>
                 <w:rFonts w:ascii="Times New Roman" w:hAnsi="Times New Roman" w:cs="Times New Roman"/>
                 <w:color w:val="1F2328"/>
-                <w:sz w:val="20"/>
-                <w:szCs w:val="20"/>
+                <w:sz w:val="18"/>
+                <w:szCs w:val="18"/>
               </w:rPr>
               <w:t>s</w:t>
             </w:r>
@@ -1017,8 +1174,8 @@
               <w:rPr>
                 <w:rFonts w:ascii="Times New Roman" w:hAnsi="Times New Roman" w:cs="Times New Roman"/>
                 <w:color w:val="1F2328"/>
-                <w:sz w:val="20"/>
-                <w:szCs w:val="20"/>
+                <w:sz w:val="18"/>
+                <w:szCs w:val="18"/>
               </w:rPr>
               <w:t xml:space="preserve"> users to register, login and logout securely.</w:t>
             </w:r>
@@ -1033,8 +1190,8 @@
               <w:rPr>
                 <w:rFonts w:ascii="Times New Roman" w:hAnsi="Times New Roman" w:cs="Times New Roman"/>
                 <w:color w:val="1F2328"/>
-                <w:sz w:val="20"/>
-                <w:szCs w:val="20"/>
+                <w:sz w:val="18"/>
+                <w:szCs w:val="18"/>
                 <w:lang w:val="en-GB"/>
               </w:rPr>
             </w:pPr>
@@ -1043,15 +1200,15 @@
                 <w:rStyle w:val="Strong"/>
                 <w:rFonts w:ascii="Times New Roman" w:hAnsi="Times New Roman" w:cs="Times New Roman"/>
                 <w:color w:val="1F2328"/>
-                <w:sz w:val="20"/>
-                <w:szCs w:val="20"/>
+                <w:sz w:val="18"/>
+                <w:szCs w:val="18"/>
               </w:rPr>
               <w:t>Booking</w:t>
             </w:r>
             <w:r>
               <w:rPr>
-                <w:sz w:val="20"/>
-                <w:szCs w:val="20"/>
+                <w:sz w:val="18"/>
+                <w:szCs w:val="18"/>
                 <w:lang w:val="en-GB"/>
               </w:rPr>
               <w:t>:</w:t>
@@ -1060,8 +1217,8 @@
               <w:rPr>
                 <w:rFonts w:ascii="Times New Roman" w:hAnsi="Times New Roman" w:cs="Times New Roman"/>
                 <w:color w:val="1F2328"/>
-                <w:sz w:val="20"/>
-                <w:szCs w:val="20"/>
+                <w:sz w:val="18"/>
+                <w:szCs w:val="18"/>
                 <w:lang w:val="en-GB"/>
               </w:rPr>
               <w:t xml:space="preserve"> Users can book their own rooms. </w:t>
@@ -1077,8 +1234,8 @@
               <w:rPr>
                 <w:rFonts w:ascii="Times New Roman" w:hAnsi="Times New Roman" w:cs="Times New Roman"/>
                 <w:color w:val="1F2328"/>
-                <w:sz w:val="20"/>
-                <w:szCs w:val="20"/>
+                <w:sz w:val="18"/>
+                <w:szCs w:val="18"/>
                 <w:lang w:val="en-GB"/>
               </w:rPr>
             </w:pPr>
@@ -1088,8 +1245,8 @@
                 <w:b/>
                 <w:bCs/>
                 <w:color w:val="1F2328"/>
-                <w:sz w:val="20"/>
-                <w:szCs w:val="20"/>
+                <w:sz w:val="18"/>
+                <w:szCs w:val="18"/>
                 <w:lang w:val="en-GB"/>
               </w:rPr>
               <w:t xml:space="preserve">Renting: </w:t>
@@ -1098,8 +1255,8 @@
               <w:rPr>
                 <w:rFonts w:ascii="Times New Roman" w:hAnsi="Times New Roman" w:cs="Times New Roman"/>
                 <w:color w:val="1F2328"/>
-                <w:sz w:val="20"/>
-                <w:szCs w:val="20"/>
+                <w:sz w:val="18"/>
+                <w:szCs w:val="18"/>
                 <w:lang w:val="en-GB"/>
               </w:rPr>
               <w:t xml:space="preserve">Users can also rent their own property. </w:t>
@@ -1108,8 +1265,8 @@
               <w:rPr>
                 <w:rFonts w:ascii="Times New Roman" w:hAnsi="Times New Roman" w:cs="Times New Roman"/>
                 <w:color w:val="1F2328"/>
-                <w:sz w:val="20"/>
-                <w:szCs w:val="20"/>
+                <w:sz w:val="18"/>
+                <w:szCs w:val="18"/>
                 <w:lang w:val="en-GB"/>
               </w:rPr>
               <w:t xml:space="preserve">They can post details of their property for other users to see. </w:t>
@@ -1119,8 +1276,8 @@
             <w:pPr>
               <w:pStyle w:val="ListParagraph"/>
               <w:rPr>
-                <w:sz w:val="20"/>
-                <w:szCs w:val="20"/>
+                <w:sz w:val="18"/>
+                <w:szCs w:val="18"/>
                 <w:lang w:val="en-GB"/>
               </w:rPr>
             </w:pPr>
@@ -1128,7 +1285,7 @@
         </w:tc>
         <w:tc>
           <w:tcPr>
-            <w:tcW w:w="3006" w:type="dxa"/>
+            <w:tcW w:w="243" w:type="dxa"/>
             <w:tcBorders>
               <w:right w:val="nil"/>
             </w:tcBorders>
@@ -1136,15 +1293,15 @@
           <w:p>
             <w:pPr>
               <w:rPr>
-                <w:sz w:val="20"/>
-                <w:szCs w:val="20"/>
+                <w:sz w:val="18"/>
+                <w:szCs w:val="18"/>
                 <w:lang w:val="en-GB"/>
               </w:rPr>
             </w:pPr>
             <w:r>
               <w:rPr>
-                <w:sz w:val="20"/>
-                <w:szCs w:val="20"/>
+                <w:sz w:val="18"/>
+                <w:szCs w:val="18"/>
                 <w:lang w:val="en-GB"/>
               </w:rPr>
               <w:t xml:space="preserve">-Ruby </w:t>
@@ -1153,15 +1310,15 @@
           <w:p>
             <w:pPr>
               <w:rPr>
-                <w:sz w:val="20"/>
-                <w:szCs w:val="20"/>
+                <w:sz w:val="18"/>
+                <w:szCs w:val="18"/>
                 <w:lang w:val="en-GB"/>
               </w:rPr>
             </w:pPr>
             <w:r>
               <w:rPr>
-                <w:sz w:val="20"/>
-                <w:szCs w:val="20"/>
+                <w:sz w:val="18"/>
+                <w:szCs w:val="18"/>
                 <w:lang w:val="en-GB"/>
               </w:rPr>
               <w:t xml:space="preserve">-Postgres </w:t>
@@ -1170,15 +1327,15 @@
           <w:p>
             <w:pPr>
               <w:rPr>
-                <w:sz w:val="20"/>
-                <w:szCs w:val="20"/>
+                <w:sz w:val="18"/>
+                <w:szCs w:val="18"/>
                 <w:lang w:val="en-GB"/>
               </w:rPr>
             </w:pPr>
             <w:r>
               <w:rPr>
-                <w:sz w:val="20"/>
-                <w:szCs w:val="20"/>
+                <w:sz w:val="18"/>
+                <w:szCs w:val="18"/>
                 <w:lang w:val="en-GB"/>
               </w:rPr>
               <w:t>-Sinatra</w:t>
@@ -1187,23 +1344,23 @@
           <w:p>
             <w:pPr>
               <w:rPr>
-                <w:sz w:val="20"/>
-                <w:szCs w:val="20"/>
+                <w:sz w:val="18"/>
+                <w:szCs w:val="18"/>
                 <w:lang w:val="en-GB"/>
               </w:rPr>
             </w:pPr>
             <w:r>
               <w:rPr>
-                <w:sz w:val="20"/>
-                <w:szCs w:val="20"/>
+                <w:sz w:val="18"/>
+                <w:szCs w:val="18"/>
                 <w:lang w:val="en-GB"/>
               </w:rPr>
               <w:t>-</w:t>
             </w:r>
             <w:r>
               <w:rPr>
-                <w:sz w:val="20"/>
-                <w:szCs w:val="20"/>
+                <w:sz w:val="18"/>
+                <w:szCs w:val="18"/>
                 <w:lang w:val="en-GB"/>
               </w:rPr>
               <w:t>MySQL</w:t>
@@ -1212,23 +1369,23 @@
           <w:p>
             <w:pPr>
               <w:rPr>
-                <w:sz w:val="20"/>
-                <w:szCs w:val="20"/>
+                <w:sz w:val="18"/>
+                <w:szCs w:val="18"/>
                 <w:lang w:val="en-GB"/>
               </w:rPr>
             </w:pPr>
             <w:r>
               <w:rPr>
-                <w:sz w:val="20"/>
-                <w:szCs w:val="20"/>
+                <w:sz w:val="18"/>
+                <w:szCs w:val="18"/>
                 <w:lang w:val="en-GB"/>
               </w:rPr>
               <w:t>-</w:t>
             </w:r>
             <w:r>
               <w:rPr>
-                <w:sz w:val="20"/>
-                <w:szCs w:val="20"/>
+                <w:sz w:val="18"/>
+                <w:szCs w:val="18"/>
                 <w:lang w:val="en-GB"/>
               </w:rPr>
               <w:t xml:space="preserve">Rspec </w:t>
@@ -1237,9 +1394,12 @@
         </w:tc>
       </w:tr>
       <w:tr>
+        <w:trPr>
+          <w:trHeight w:val="1166"/>
+        </w:trPr>
         <w:tc>
           <w:tcPr>
-            <w:tcW w:w="3005" w:type="dxa"/>
+            <w:tcW w:w="926" w:type="dxa"/>
             <w:tcBorders>
               <w:left w:val="nil"/>
             </w:tcBorders>
@@ -1252,27 +1412,43 @@
                 <w:rFonts w:ascii="Times New Roman" w:hAnsi="Times New Roman" w:cs="Times New Roman"/>
                 <w:b w:val="0"/>
                 <w:bCs w:val="0"/>
-                <w:sz w:val="24"/>
-                <w:szCs w:val="24"/>
+                <w:sz w:val="18"/>
+                <w:szCs w:val="18"/>
+                <w:u w:val="single"/>
                 <w:lang w:val="en-GB"/>
               </w:rPr>
             </w:pPr>
+            <w:proofErr w:type="spellStart"/>
             <w:r>
               <w:rPr>
                 <w:rFonts w:ascii="Times New Roman" w:hAnsi="Times New Roman" w:cs="Times New Roman"/>
                 <w:b w:val="0"/>
                 <w:bCs w:val="0"/>
-                <w:sz w:val="24"/>
-                <w:szCs w:val="24"/>
-                <w:lang w:val="en-GB"/>
-              </w:rPr>
-              <w:t>Acebook-Earth</w:t>
+                <w:sz w:val="18"/>
+                <w:szCs w:val="18"/>
+                <w:u w:val="single"/>
+                <w:lang w:val="en-GB"/>
+              </w:rPr>
+              <w:t>Acebook</w:t>
+            </w:r>
+            <w:proofErr w:type="spellEnd"/>
+            <w:r>
+              <w:rPr>
+                <w:rFonts w:ascii="Times New Roman" w:hAnsi="Times New Roman" w:cs="Times New Roman"/>
+                <w:b w:val="0"/>
+                <w:bCs w:val="0"/>
+                <w:sz w:val="18"/>
+                <w:szCs w:val="18"/>
+                <w:u w:val="single"/>
+                <w:lang w:val="en-GB"/>
+              </w:rPr>
+              <w:t>-Earth</w:t>
             </w:r>
           </w:p>
         </w:tc>
         <w:tc>
           <w:tcPr>
-            <w:tcW w:w="3005" w:type="dxa"/>
+            <w:tcW w:w="7857" w:type="dxa"/>
           </w:tcPr>
           <w:p>
             <w:pPr>
@@ -1287,8 +1463,8 @@
                 <w:b w:val="0"/>
                 <w:bCs w:val="0"/>
                 <w:color w:val="1F2328"/>
-                <w:sz w:val="20"/>
-                <w:szCs w:val="20"/>
+                <w:sz w:val="18"/>
+                <w:szCs w:val="18"/>
                 <w:lang w:val="en-GB"/>
               </w:rPr>
             </w:pPr>
@@ -1296,8 +1472,8 @@
               <w:rPr>
                 <w:rStyle w:val="Strong"/>
                 <w:color w:val="1F2328"/>
-                <w:sz w:val="20"/>
-                <w:szCs w:val="20"/>
+                <w:sz w:val="18"/>
+                <w:szCs w:val="18"/>
               </w:rPr>
               <w:t xml:space="preserve">Website:  </w:t>
             </w:r>
@@ -1307,8 +1483,8 @@
                 <w:b w:val="0"/>
                 <w:bCs w:val="0"/>
                 <w:color w:val="1F2328"/>
-                <w:sz w:val="20"/>
-                <w:szCs w:val="20"/>
+                <w:sz w:val="18"/>
+                <w:szCs w:val="18"/>
               </w:rPr>
               <w:t>A Social Media platform which allows users to interact.</w:t>
             </w:r>
@@ -1323,8 +1499,8 @@
               <w:rPr>
                 <w:rFonts w:ascii="Times New Roman" w:hAnsi="Times New Roman" w:cs="Times New Roman"/>
                 <w:color w:val="1F2328"/>
-                <w:sz w:val="20"/>
-                <w:szCs w:val="20"/>
+                <w:sz w:val="18"/>
+                <w:szCs w:val="18"/>
                 <w:lang w:val="en-GB"/>
               </w:rPr>
             </w:pPr>
@@ -1333,8 +1509,8 @@
                 <w:rStyle w:val="Strong"/>
                 <w:rFonts w:ascii="Times New Roman" w:hAnsi="Times New Roman" w:cs="Times New Roman"/>
                 <w:color w:val="1F2328"/>
-                <w:sz w:val="20"/>
-                <w:szCs w:val="20"/>
+                <w:sz w:val="18"/>
+                <w:szCs w:val="18"/>
               </w:rPr>
               <w:t>User Authentication</w:t>
             </w:r>
@@ -1342,8 +1518,8 @@
               <w:rPr>
                 <w:rFonts w:ascii="Times New Roman" w:hAnsi="Times New Roman" w:cs="Times New Roman"/>
                 <w:color w:val="1F2328"/>
-                <w:sz w:val="20"/>
-                <w:szCs w:val="20"/>
+                <w:sz w:val="18"/>
+                <w:szCs w:val="18"/>
               </w:rPr>
               <w:t>: Ace</w:t>
             </w:r>
@@ -1351,8 +1527,8 @@
               <w:rPr>
                 <w:rFonts w:ascii="Times New Roman" w:hAnsi="Times New Roman" w:cs="Times New Roman"/>
                 <w:color w:val="1F2328"/>
-                <w:sz w:val="20"/>
-                <w:szCs w:val="20"/>
+                <w:sz w:val="18"/>
+                <w:szCs w:val="18"/>
               </w:rPr>
               <w:t xml:space="preserve"> </w:t>
             </w:r>
@@ -1360,8 +1536,8 @@
               <w:rPr>
                 <w:rFonts w:ascii="Times New Roman" w:hAnsi="Times New Roman" w:cs="Times New Roman"/>
                 <w:color w:val="1F2328"/>
-                <w:sz w:val="20"/>
-                <w:szCs w:val="20"/>
+                <w:sz w:val="18"/>
+                <w:szCs w:val="18"/>
               </w:rPr>
               <w:t>book can allow users to register, login and logout securely.</w:t>
             </w:r>
@@ -1376,8 +1552,8 @@
               <w:rPr>
                 <w:rFonts w:ascii="Times New Roman" w:hAnsi="Times New Roman" w:cs="Times New Roman"/>
                 <w:color w:val="1F2328"/>
-                <w:sz w:val="20"/>
-                <w:szCs w:val="20"/>
+                <w:sz w:val="18"/>
+                <w:szCs w:val="18"/>
               </w:rPr>
             </w:pPr>
             <w:r>
@@ -1385,8 +1561,8 @@
                 <w:rStyle w:val="Strong"/>
                 <w:rFonts w:ascii="Times New Roman" w:hAnsi="Times New Roman" w:cs="Times New Roman"/>
                 <w:color w:val="1F2328"/>
-                <w:sz w:val="20"/>
-                <w:szCs w:val="20"/>
+                <w:sz w:val="18"/>
+                <w:szCs w:val="18"/>
               </w:rPr>
               <w:t>User Profile</w:t>
             </w:r>
@@ -1394,8 +1570,8 @@
               <w:rPr>
                 <w:rFonts w:ascii="Times New Roman" w:hAnsi="Times New Roman" w:cs="Times New Roman"/>
                 <w:color w:val="1F2328"/>
-                <w:sz w:val="20"/>
-                <w:szCs w:val="20"/>
+                <w:sz w:val="18"/>
+                <w:szCs w:val="18"/>
               </w:rPr>
               <w:t>: Users can sign up and will have a Profile that shows their own posts.</w:t>
             </w:r>
@@ -1410,8 +1586,8 @@
               <w:rPr>
                 <w:rFonts w:ascii="Times New Roman" w:hAnsi="Times New Roman" w:cs="Times New Roman"/>
                 <w:color w:val="1F2328"/>
-                <w:sz w:val="20"/>
-                <w:szCs w:val="20"/>
+                <w:sz w:val="18"/>
+                <w:szCs w:val="18"/>
               </w:rPr>
             </w:pPr>
             <w:r>
@@ -1419,18 +1595,17 @@
                 <w:rStyle w:val="Strong"/>
                 <w:rFonts w:ascii="Times New Roman" w:hAnsi="Times New Roman" w:cs="Times New Roman"/>
                 <w:color w:val="1F2328"/>
-                <w:sz w:val="20"/>
-                <w:szCs w:val="20"/>
-              </w:rPr>
-              <w:lastRenderedPageBreak/>
+                <w:sz w:val="18"/>
+                <w:szCs w:val="18"/>
+              </w:rPr>
               <w:t>Posts</w:t>
             </w:r>
             <w:r>
               <w:rPr>
                 <w:rFonts w:ascii="Times New Roman" w:hAnsi="Times New Roman" w:cs="Times New Roman"/>
                 <w:color w:val="1F2328"/>
-                <w:sz w:val="20"/>
-                <w:szCs w:val="20"/>
+                <w:sz w:val="18"/>
+                <w:szCs w:val="18"/>
               </w:rPr>
               <w:t>: Users can post messages and photos with other users. They can like and comment on other users' posts.</w:t>
             </w:r>
@@ -1439,8 +1614,8 @@
             <w:pPr>
               <w:rPr>
                 <w:rFonts w:ascii="Times New Roman" w:hAnsi="Times New Roman" w:cs="Times New Roman"/>
-                <w:sz w:val="20"/>
-                <w:szCs w:val="20"/>
+                <w:sz w:val="18"/>
+                <w:szCs w:val="18"/>
                 <w:lang w:val="en-GB"/>
               </w:rPr>
             </w:pPr>
@@ -1448,7 +1623,7 @@
         </w:tc>
         <w:tc>
           <w:tcPr>
-            <w:tcW w:w="3006" w:type="dxa"/>
+            <w:tcW w:w="243" w:type="dxa"/>
             <w:tcBorders>
               <w:right w:val="nil"/>
             </w:tcBorders>
@@ -1456,41 +1631,40 @@
           <w:p>
             <w:pPr>
               <w:rPr>
-                <w:sz w:val="20"/>
-                <w:szCs w:val="20"/>
+                <w:sz w:val="18"/>
+                <w:szCs w:val="18"/>
                 <w:lang w:val="en-GB"/>
               </w:rPr>
             </w:pPr>
             <w:r>
               <w:rPr>
-                <w:sz w:val="20"/>
-                <w:szCs w:val="20"/>
-                <w:lang w:val="en-GB"/>
-              </w:rPr>
-              <w:lastRenderedPageBreak/>
+                <w:sz w:val="18"/>
+                <w:szCs w:val="18"/>
+                <w:lang w:val="en-GB"/>
+              </w:rPr>
               <w:t>-JavaScript</w:t>
             </w:r>
           </w:p>
           <w:p>
             <w:pPr>
               <w:rPr>
-                <w:sz w:val="20"/>
-                <w:szCs w:val="20"/>
+                <w:sz w:val="18"/>
+                <w:szCs w:val="18"/>
                 <w:lang w:val="en-GB"/>
               </w:rPr>
             </w:pPr>
             <w:r>
               <w:rPr>
-                <w:sz w:val="20"/>
-                <w:szCs w:val="20"/>
+                <w:sz w:val="18"/>
+                <w:szCs w:val="18"/>
                 <w:lang w:val="en-GB"/>
               </w:rPr>
               <w:t>-</w:t>
             </w:r>
             <w:r>
               <w:rPr>
-                <w:sz w:val="20"/>
-                <w:szCs w:val="20"/>
+                <w:sz w:val="18"/>
+                <w:szCs w:val="18"/>
                 <w:lang w:val="en-GB"/>
               </w:rPr>
               <w:t xml:space="preserve">MERN stack (MongoDB, Express, React, Node) </w:t>
@@ -1499,23 +1673,23 @@
           <w:p>
             <w:pPr>
               <w:rPr>
-                <w:sz w:val="20"/>
-                <w:szCs w:val="20"/>
+                <w:sz w:val="18"/>
+                <w:szCs w:val="18"/>
                 <w:lang w:val="en-GB"/>
               </w:rPr>
             </w:pPr>
             <w:r>
               <w:rPr>
-                <w:sz w:val="20"/>
-                <w:szCs w:val="20"/>
+                <w:sz w:val="18"/>
+                <w:szCs w:val="18"/>
                 <w:lang w:val="en-GB"/>
               </w:rPr>
               <w:t>-</w:t>
             </w:r>
             <w:r>
               <w:rPr>
-                <w:sz w:val="20"/>
-                <w:szCs w:val="20"/>
+                <w:sz w:val="18"/>
+                <w:szCs w:val="18"/>
                 <w:lang w:val="en-GB"/>
               </w:rPr>
               <w:t>Jest</w:t>
@@ -1524,23 +1698,23 @@
           <w:p>
             <w:pPr>
               <w:rPr>
-                <w:sz w:val="20"/>
-                <w:szCs w:val="20"/>
+                <w:sz w:val="18"/>
+                <w:szCs w:val="18"/>
                 <w:lang w:val="en-GB"/>
               </w:rPr>
             </w:pPr>
             <w:r>
               <w:rPr>
-                <w:sz w:val="20"/>
-                <w:szCs w:val="20"/>
+                <w:sz w:val="18"/>
+                <w:szCs w:val="18"/>
                 <w:lang w:val="en-GB"/>
               </w:rPr>
               <w:t>-</w:t>
             </w:r>
             <w:r>
               <w:rPr>
-                <w:sz w:val="20"/>
-                <w:szCs w:val="20"/>
+                <w:sz w:val="18"/>
+                <w:szCs w:val="18"/>
                 <w:lang w:val="en-GB"/>
               </w:rPr>
               <w:t>Cypress</w:t>
@@ -1551,7 +1725,7 @@
       <w:tr>
         <w:tc>
           <w:tcPr>
-            <w:tcW w:w="3005" w:type="dxa"/>
+            <w:tcW w:w="926" w:type="dxa"/>
             <w:tcBorders>
               <w:left w:val="nil"/>
               <w:bottom w:val="nil"/>
@@ -1565,8 +1739,9 @@
                 <w:rFonts w:ascii="Times New Roman" w:hAnsi="Times New Roman" w:cs="Times New Roman"/>
                 <w:b w:val="0"/>
                 <w:bCs w:val="0"/>
-                <w:sz w:val="24"/>
-                <w:szCs w:val="24"/>
+                <w:sz w:val="18"/>
+                <w:szCs w:val="18"/>
+                <w:u w:val="single"/>
                 <w:lang w:val="en-GB"/>
               </w:rPr>
             </w:pPr>
@@ -1575,8 +1750,9 @@
                 <w:rFonts w:ascii="Times New Roman" w:hAnsi="Times New Roman" w:cs="Times New Roman"/>
                 <w:b w:val="0"/>
                 <w:bCs w:val="0"/>
-                <w:sz w:val="24"/>
-                <w:szCs w:val="24"/>
+                <w:sz w:val="18"/>
+                <w:szCs w:val="18"/>
+                <w:u w:val="single"/>
                 <w:lang w:val="en-GB"/>
               </w:rPr>
               <w:t>Study-Buddy</w:t>
@@ -1585,7 +1761,7 @@
         </w:tc>
         <w:tc>
           <w:tcPr>
-            <w:tcW w:w="3005" w:type="dxa"/>
+            <w:tcW w:w="7857" w:type="dxa"/>
             <w:tcBorders>
               <w:bottom w:val="nil"/>
             </w:tcBorders>
@@ -1598,8 +1774,8 @@
                 <w:numId w:val="11"/>
               </w:numPr>
               <w:rPr>
-                <w:sz w:val="20"/>
-                <w:szCs w:val="20"/>
+                <w:sz w:val="18"/>
+                <w:szCs w:val="18"/>
                 <w:lang w:val="en-GB"/>
               </w:rPr>
             </w:pPr>
@@ -1608,16 +1784,16 @@
                 <w:rFonts w:ascii="Times New Roman" w:hAnsi="Times New Roman" w:cs="Times New Roman"/>
                 <w:b/>
                 <w:bCs/>
-                <w:sz w:val="20"/>
-                <w:szCs w:val="20"/>
+                <w:sz w:val="18"/>
+                <w:szCs w:val="18"/>
               </w:rPr>
               <w:t xml:space="preserve">Website: </w:t>
             </w:r>
             <w:r>
               <w:rPr>
                 <w:rFonts w:ascii="Times New Roman" w:hAnsi="Times New Roman" w:cs="Times New Roman"/>
-                <w:sz w:val="20"/>
-                <w:szCs w:val="20"/>
+                <w:sz w:val="18"/>
+                <w:szCs w:val="18"/>
               </w:rPr>
               <w:t>A website designed to help users find others from around the world, to study on any subject together.</w:t>
             </w:r>
@@ -1631,8 +1807,8 @@
               </w:numPr>
               <w:rPr>
                 <w:rFonts w:ascii="Times New Roman" w:hAnsi="Times New Roman" w:cs="Times New Roman"/>
-                <w:sz w:val="20"/>
-                <w:szCs w:val="20"/>
+                <w:sz w:val="18"/>
+                <w:szCs w:val="18"/>
                 <w:lang w:val="en-GB"/>
               </w:rPr>
             </w:pPr>
@@ -1641,8 +1817,8 @@
                 <w:rFonts w:ascii="Times New Roman" w:hAnsi="Times New Roman" w:cs="Times New Roman"/>
                 <w:b/>
                 <w:bCs/>
-                <w:sz w:val="20"/>
-                <w:szCs w:val="20"/>
+                <w:sz w:val="18"/>
+                <w:szCs w:val="18"/>
                 <w:lang w:val="en-GB"/>
               </w:rPr>
               <w:t xml:space="preserve">User Authentication: </w:t>
@@ -1650,8 +1826,8 @@
             <w:r>
               <w:rPr>
                 <w:rFonts w:ascii="Times New Roman" w:hAnsi="Times New Roman" w:cs="Times New Roman"/>
-                <w:sz w:val="20"/>
-                <w:szCs w:val="20"/>
+                <w:sz w:val="18"/>
+                <w:szCs w:val="18"/>
                 <w:lang w:val="en-GB"/>
               </w:rPr>
               <w:t>A</w:t>
@@ -1659,8 +1835,8 @@
             <w:r>
               <w:rPr>
                 <w:rFonts w:ascii="Times New Roman" w:hAnsi="Times New Roman" w:cs="Times New Roman"/>
-                <w:sz w:val="20"/>
-                <w:szCs w:val="20"/>
+                <w:sz w:val="18"/>
+                <w:szCs w:val="18"/>
                 <w:lang w:val="en-GB"/>
               </w:rPr>
               <w:t xml:space="preserve">llows users </w:t>
@@ -1669,8 +1845,8 @@
               <w:rPr>
                 <w:rFonts w:ascii="Times New Roman" w:hAnsi="Times New Roman" w:cs="Times New Roman"/>
                 <w:color w:val="1F2328"/>
-                <w:sz w:val="20"/>
-                <w:szCs w:val="20"/>
+                <w:sz w:val="18"/>
+                <w:szCs w:val="18"/>
               </w:rPr>
               <w:t xml:space="preserve">to register, login and logout securely. </w:t>
             </w:r>
@@ -1685,8 +1861,8 @@
               <w:rPr>
                 <w:rFonts w:ascii="Times New Roman" w:hAnsi="Times New Roman" w:cs="Times New Roman"/>
                 <w:color w:val="1F2328"/>
-                <w:sz w:val="20"/>
-                <w:szCs w:val="20"/>
+                <w:sz w:val="18"/>
+                <w:szCs w:val="18"/>
               </w:rPr>
             </w:pPr>
             <w:r>
@@ -1694,8 +1870,8 @@
                 <w:rStyle w:val="Strong"/>
                 <w:rFonts w:ascii="Times New Roman" w:hAnsi="Times New Roman" w:cs="Times New Roman"/>
                 <w:color w:val="1F2328"/>
-                <w:sz w:val="20"/>
-                <w:szCs w:val="20"/>
+                <w:sz w:val="18"/>
+                <w:szCs w:val="18"/>
               </w:rPr>
               <w:t>User Profile</w:t>
             </w:r>
@@ -1703,8 +1879,8 @@
               <w:rPr>
                 <w:rFonts w:ascii="Times New Roman" w:hAnsi="Times New Roman" w:cs="Times New Roman"/>
                 <w:color w:val="1F2328"/>
-                <w:sz w:val="20"/>
-                <w:szCs w:val="20"/>
+                <w:sz w:val="18"/>
+                <w:szCs w:val="18"/>
               </w:rPr>
               <w:t>: Users can sign up and will have a Profile</w:t>
             </w:r>
@@ -1712,8 +1888,8 @@
               <w:rPr>
                 <w:rFonts w:ascii="Times New Roman" w:hAnsi="Times New Roman" w:cs="Times New Roman"/>
                 <w:color w:val="1F2328"/>
-                <w:sz w:val="20"/>
-                <w:szCs w:val="20"/>
+                <w:sz w:val="18"/>
+                <w:szCs w:val="18"/>
               </w:rPr>
               <w:t xml:space="preserve">. </w:t>
             </w:r>
@@ -1728,8 +1904,8 @@
               <w:rPr>
                 <w:rFonts w:ascii="Times New Roman" w:hAnsi="Times New Roman" w:cs="Times New Roman"/>
                 <w:color w:val="1F2328"/>
-                <w:sz w:val="20"/>
-                <w:szCs w:val="20"/>
+                <w:sz w:val="18"/>
+                <w:szCs w:val="18"/>
               </w:rPr>
             </w:pPr>
             <w:r>
@@ -1737,8 +1913,8 @@
                 <w:rStyle w:val="Strong"/>
                 <w:rFonts w:ascii="Times New Roman" w:hAnsi="Times New Roman" w:cs="Times New Roman"/>
                 <w:color w:val="1F2328"/>
-                <w:sz w:val="20"/>
-                <w:szCs w:val="20"/>
+                <w:sz w:val="18"/>
+                <w:szCs w:val="18"/>
               </w:rPr>
               <w:t>U</w:t>
             </w:r>
@@ -1746,16 +1922,16 @@
               <w:rPr>
                 <w:rStyle w:val="Strong"/>
                 <w:color w:val="1F2328"/>
-                <w:sz w:val="20"/>
-                <w:szCs w:val="20"/>
+                <w:sz w:val="18"/>
+                <w:szCs w:val="18"/>
               </w:rPr>
               <w:t>ser chats space</w:t>
             </w:r>
             <w:r>
               <w:rPr>
                 <w:rFonts w:ascii="Times New Roman" w:hAnsi="Times New Roman" w:cs="Times New Roman"/>
-                <w:sz w:val="20"/>
-                <w:szCs w:val="20"/>
+                <w:sz w:val="18"/>
+                <w:szCs w:val="18"/>
               </w:rPr>
               <w:t>:</w:t>
             </w:r>
@@ -1763,8 +1939,8 @@
               <w:rPr>
                 <w:rFonts w:ascii="Times New Roman" w:hAnsi="Times New Roman" w:cs="Times New Roman"/>
                 <w:color w:val="1F2328"/>
-                <w:sz w:val="20"/>
-                <w:szCs w:val="20"/>
+                <w:sz w:val="18"/>
+                <w:szCs w:val="18"/>
               </w:rPr>
               <w:t xml:space="preserve"> Users can directly message others and work on any subject they want. </w:t>
             </w:r>
@@ -1779,8 +1955,8 @@
               <w:rPr>
                 <w:rFonts w:ascii="Times New Roman" w:hAnsi="Times New Roman" w:cs="Times New Roman"/>
                 <w:color w:val="1F2328"/>
-                <w:sz w:val="20"/>
-                <w:szCs w:val="20"/>
+                <w:sz w:val="18"/>
+                <w:szCs w:val="18"/>
               </w:rPr>
             </w:pPr>
             <w:r>
@@ -1788,8 +1964,8 @@
                 <w:rFonts w:ascii="Times New Roman" w:hAnsi="Times New Roman" w:cs="Times New Roman"/>
                 <w:b/>
                 <w:bCs/>
-                <w:sz w:val="20"/>
-                <w:szCs w:val="20"/>
+                <w:sz w:val="18"/>
+                <w:szCs w:val="18"/>
                 <w:lang w:val="en-GB"/>
               </w:rPr>
               <w:t>AI integrated</w:t>
@@ -1799,8 +1975,8 @@
                 <w:rFonts w:ascii="Times New Roman" w:hAnsi="Times New Roman" w:cs="Times New Roman"/>
                 <w:b/>
                 <w:bCs/>
-                <w:sz w:val="20"/>
-                <w:szCs w:val="20"/>
+                <w:sz w:val="18"/>
+                <w:szCs w:val="18"/>
                 <w:lang w:val="en-GB"/>
               </w:rPr>
               <w:t xml:space="preserve">: </w:t>
@@ -1808,8 +1984,8 @@
             <w:r>
               <w:rPr>
                 <w:rFonts w:ascii="Times New Roman" w:hAnsi="Times New Roman" w:cs="Times New Roman"/>
-                <w:sz w:val="20"/>
-                <w:szCs w:val="20"/>
+                <w:sz w:val="18"/>
+                <w:szCs w:val="18"/>
                 <w:lang w:val="en-GB"/>
               </w:rPr>
               <w:t>AI ready to use within the chat function when use</w:t>
@@ -1817,8 +1993,8 @@
             <w:r>
               <w:rPr>
                 <w:rFonts w:ascii="Times New Roman" w:hAnsi="Times New Roman" w:cs="Times New Roman"/>
-                <w:sz w:val="20"/>
-                <w:szCs w:val="20"/>
+                <w:sz w:val="18"/>
+                <w:szCs w:val="18"/>
                 <w:lang w:val="en-GB"/>
               </w:rPr>
               <w:t xml:space="preserve">rs have questions. </w:t>
@@ -1826,8 +2002,8 @@
             <w:r>
               <w:rPr>
                 <w:rFonts w:ascii="Times New Roman" w:hAnsi="Times New Roman" w:cs="Times New Roman"/>
-                <w:sz w:val="20"/>
-                <w:szCs w:val="20"/>
+                <w:sz w:val="18"/>
+                <w:szCs w:val="18"/>
                 <w:lang w:val="en-GB"/>
               </w:rPr>
               <w:t xml:space="preserve"> </w:t>
@@ -1842,8 +2018,8 @@
               </w:numPr>
               <w:rPr>
                 <w:rFonts w:ascii="Times New Roman" w:hAnsi="Times New Roman" w:cs="Times New Roman"/>
-                <w:sz w:val="20"/>
-                <w:szCs w:val="20"/>
+                <w:sz w:val="18"/>
+                <w:szCs w:val="18"/>
                 <w:lang w:val="en-GB"/>
               </w:rPr>
             </w:pPr>
@@ -1852,8 +2028,8 @@
                 <w:rFonts w:ascii="Times New Roman" w:hAnsi="Times New Roman" w:cs="Times New Roman"/>
                 <w:b/>
                 <w:bCs/>
-                <w:sz w:val="20"/>
-                <w:szCs w:val="20"/>
+                <w:sz w:val="18"/>
+                <w:szCs w:val="18"/>
                 <w:lang w:val="en-GB"/>
               </w:rPr>
               <w:t>Filter button</w:t>
@@ -1863,8 +2039,8 @@
                 <w:rFonts w:ascii="Times New Roman" w:hAnsi="Times New Roman" w:cs="Times New Roman"/>
                 <w:b/>
                 <w:bCs/>
-                <w:sz w:val="20"/>
-                <w:szCs w:val="20"/>
+                <w:sz w:val="18"/>
+                <w:szCs w:val="18"/>
                 <w:lang w:val="en-GB"/>
               </w:rPr>
               <w:t>:</w:t>
@@ -1872,8 +2048,8 @@
             <w:r>
               <w:rPr>
                 <w:rFonts w:ascii="Times New Roman" w:hAnsi="Times New Roman" w:cs="Times New Roman"/>
-                <w:sz w:val="20"/>
-                <w:szCs w:val="20"/>
+                <w:sz w:val="18"/>
+                <w:szCs w:val="18"/>
                 <w:lang w:val="en-GB"/>
               </w:rPr>
               <w:t xml:space="preserve"> H</w:t>
@@ -1881,8 +2057,8 @@
             <w:r>
               <w:rPr>
                 <w:rFonts w:ascii="Times New Roman" w:hAnsi="Times New Roman" w:cs="Times New Roman"/>
-                <w:sz w:val="20"/>
-                <w:szCs w:val="20"/>
+                <w:sz w:val="18"/>
+                <w:szCs w:val="18"/>
                 <w:lang w:val="en-GB"/>
               </w:rPr>
               <w:t>elp</w:t>
@@ -1890,8 +2066,8 @@
             <w:r>
               <w:rPr>
                 <w:rFonts w:ascii="Times New Roman" w:hAnsi="Times New Roman" w:cs="Times New Roman"/>
-                <w:sz w:val="20"/>
-                <w:szCs w:val="20"/>
+                <w:sz w:val="18"/>
+                <w:szCs w:val="18"/>
                 <w:lang w:val="en-GB"/>
               </w:rPr>
               <w:t>s</w:t>
@@ -1899,8 +2075,8 @@
             <w:r>
               <w:rPr>
                 <w:rFonts w:ascii="Times New Roman" w:hAnsi="Times New Roman" w:cs="Times New Roman"/>
-                <w:sz w:val="20"/>
-                <w:szCs w:val="20"/>
+                <w:sz w:val="18"/>
+                <w:szCs w:val="18"/>
                 <w:lang w:val="en-GB"/>
               </w:rPr>
               <w:t xml:space="preserve"> users find exactly what they need</w:t>
@@ -1908,8 +2084,8 @@
             <w:r>
               <w:rPr>
                 <w:rFonts w:ascii="Times New Roman" w:hAnsi="Times New Roman" w:cs="Times New Roman"/>
-                <w:sz w:val="20"/>
-                <w:szCs w:val="20"/>
+                <w:sz w:val="18"/>
+                <w:szCs w:val="18"/>
                 <w:lang w:val="en-GB"/>
               </w:rPr>
               <w:t>.</w:t>
@@ -1919,8 +2095,8 @@
             <w:pPr>
               <w:rPr>
                 <w:rFonts w:ascii="Times New Roman" w:hAnsi="Times New Roman" w:cs="Times New Roman"/>
-                <w:sz w:val="20"/>
-                <w:szCs w:val="20"/>
+                <w:sz w:val="18"/>
+                <w:szCs w:val="18"/>
                 <w:lang w:val="en-GB"/>
               </w:rPr>
             </w:pPr>
@@ -1928,7 +2104,7 @@
         </w:tc>
         <w:tc>
           <w:tcPr>
-            <w:tcW w:w="3006" w:type="dxa"/>
+            <w:tcW w:w="243" w:type="dxa"/>
             <w:tcBorders>
               <w:bottom w:val="nil"/>
               <w:right w:val="nil"/>
@@ -1937,39 +2113,39 @@
           <w:p>
             <w:pPr>
               <w:rPr>
-                <w:sz w:val="20"/>
-                <w:szCs w:val="20"/>
+                <w:sz w:val="18"/>
+                <w:szCs w:val="18"/>
                 <w:lang w:val="en-GB"/>
               </w:rPr>
             </w:pPr>
             <w:r>
               <w:rPr>
-                <w:sz w:val="20"/>
-                <w:szCs w:val="20"/>
+                <w:sz w:val="18"/>
+                <w:szCs w:val="18"/>
                 <w:lang w:val="en-GB"/>
               </w:rPr>
               <w:t>-</w:t>
             </w:r>
             <w:r>
               <w:rPr>
-                <w:sz w:val="20"/>
-                <w:szCs w:val="20"/>
+                <w:sz w:val="18"/>
+                <w:szCs w:val="18"/>
                 <w:lang w:val="en-GB"/>
               </w:rPr>
               <w:t>Java</w:t>
             </w:r>
             <w:r>
               <w:rPr>
-                <w:sz w:val="20"/>
-                <w:szCs w:val="20"/>
+                <w:sz w:val="18"/>
+                <w:szCs w:val="18"/>
                 <w:lang w:val="en-GB"/>
               </w:rPr>
               <w:t>S</w:t>
             </w:r>
             <w:r>
               <w:rPr>
-                <w:sz w:val="20"/>
-                <w:szCs w:val="20"/>
+                <w:sz w:val="18"/>
+                <w:szCs w:val="18"/>
                 <w:lang w:val="en-GB"/>
               </w:rPr>
               <w:t>cript</w:t>
@@ -1978,23 +2154,23 @@
           <w:p>
             <w:pPr>
               <w:rPr>
-                <w:sz w:val="20"/>
-                <w:szCs w:val="20"/>
+                <w:sz w:val="18"/>
+                <w:szCs w:val="18"/>
                 <w:lang w:val="en-GB"/>
               </w:rPr>
             </w:pPr>
             <w:r>
               <w:rPr>
-                <w:sz w:val="20"/>
-                <w:szCs w:val="20"/>
+                <w:sz w:val="18"/>
+                <w:szCs w:val="18"/>
                 <w:lang w:val="en-GB"/>
               </w:rPr>
               <w:t>-</w:t>
             </w:r>
             <w:r>
               <w:rPr>
-                <w:sz w:val="20"/>
-                <w:szCs w:val="20"/>
+                <w:sz w:val="18"/>
+                <w:szCs w:val="18"/>
                 <w:lang w:val="en-GB"/>
               </w:rPr>
               <w:t>React</w:t>
@@ -2003,23 +2179,23 @@
           <w:p>
             <w:pPr>
               <w:rPr>
-                <w:sz w:val="20"/>
-                <w:szCs w:val="20"/>
+                <w:sz w:val="18"/>
+                <w:szCs w:val="18"/>
                 <w:lang w:val="en-GB"/>
               </w:rPr>
             </w:pPr>
             <w:r>
               <w:rPr>
-                <w:sz w:val="20"/>
-                <w:szCs w:val="20"/>
+                <w:sz w:val="18"/>
+                <w:szCs w:val="18"/>
                 <w:lang w:val="en-GB"/>
               </w:rPr>
               <w:t>-</w:t>
             </w:r>
             <w:r>
               <w:rPr>
-                <w:sz w:val="20"/>
-                <w:szCs w:val="20"/>
+                <w:sz w:val="18"/>
+                <w:szCs w:val="18"/>
                 <w:lang w:val="en-GB"/>
               </w:rPr>
               <w:t xml:space="preserve">HTML </w:t>
@@ -2028,23 +2204,23 @@
           <w:p>
             <w:pPr>
               <w:rPr>
-                <w:sz w:val="20"/>
-                <w:szCs w:val="20"/>
+                <w:sz w:val="18"/>
+                <w:szCs w:val="18"/>
                 <w:lang w:val="en-GB"/>
               </w:rPr>
             </w:pPr>
             <w:r>
               <w:rPr>
-                <w:sz w:val="20"/>
-                <w:szCs w:val="20"/>
+                <w:sz w:val="18"/>
+                <w:szCs w:val="18"/>
                 <w:lang w:val="en-GB"/>
               </w:rPr>
               <w:t>-</w:t>
             </w:r>
             <w:r>
               <w:rPr>
-                <w:sz w:val="20"/>
-                <w:szCs w:val="20"/>
+                <w:sz w:val="18"/>
+                <w:szCs w:val="18"/>
                 <w:lang w:val="en-GB"/>
               </w:rPr>
               <w:t xml:space="preserve">CSS </w:t>
@@ -2053,23 +2229,23 @@
           <w:p>
             <w:pPr>
               <w:rPr>
-                <w:sz w:val="20"/>
-                <w:szCs w:val="20"/>
+                <w:sz w:val="18"/>
+                <w:szCs w:val="18"/>
                 <w:lang w:val="en-GB"/>
               </w:rPr>
             </w:pPr>
             <w:r>
               <w:rPr>
-                <w:sz w:val="20"/>
-                <w:szCs w:val="20"/>
+                <w:sz w:val="18"/>
+                <w:szCs w:val="18"/>
                 <w:lang w:val="en-GB"/>
               </w:rPr>
               <w:t>-</w:t>
             </w:r>
             <w:r>
               <w:rPr>
-                <w:sz w:val="20"/>
-                <w:szCs w:val="20"/>
+                <w:sz w:val="18"/>
+                <w:szCs w:val="18"/>
                 <w:lang w:val="en-GB"/>
               </w:rPr>
               <w:t>MongoDB</w:t>
@@ -2078,31 +2254,31 @@
           <w:p>
             <w:pPr>
               <w:rPr>
-                <w:sz w:val="20"/>
-                <w:szCs w:val="20"/>
+                <w:sz w:val="18"/>
+                <w:szCs w:val="18"/>
                 <w:lang w:val="en-GB"/>
               </w:rPr>
             </w:pPr>
             <w:r>
               <w:rPr>
-                <w:sz w:val="20"/>
-                <w:szCs w:val="20"/>
+                <w:sz w:val="18"/>
+                <w:szCs w:val="18"/>
                 <w:lang w:val="en-GB"/>
               </w:rPr>
               <w:t>-</w:t>
             </w:r>
             <w:r>
               <w:rPr>
-                <w:sz w:val="20"/>
-                <w:szCs w:val="20"/>
+                <w:sz w:val="18"/>
+                <w:szCs w:val="18"/>
                 <w:lang w:val="en-GB"/>
               </w:rPr>
               <w:t>C</w:t>
             </w:r>
             <w:r>
               <w:rPr>
-                <w:sz w:val="20"/>
-                <w:szCs w:val="20"/>
+                <w:sz w:val="18"/>
+                <w:szCs w:val="18"/>
                 <w:lang w:val="en-GB"/>
               </w:rPr>
               <w:t>ypress</w:t>
@@ -2121,6 +2297,17 @@
           <w:lang w:val="en-GB"/>
         </w:rPr>
       </w:pPr>
+    </w:p>
+    <w:p>
+      <w:pPr>
+        <w:pStyle w:val="SectionHeading"/>
+        <w:spacing w:before="360"/>
+        <w:rPr>
+          <w:rFonts w:ascii="Times New Roman" w:hAnsi="Times New Roman" w:cs="Times New Roman"/>
+          <w:u w:val="single"/>
+          <w:lang w:val="en-GB"/>
+        </w:rPr>
+      </w:pPr>
       <w:r>
         <w:rPr>
           <w:rFonts w:ascii="Times New Roman" w:hAnsi="Times New Roman" w:cs="Times New Roman"/>
@@ -2182,9 +2369,41 @@
           <w:szCs w:val="21"/>
           <w:lang w:val="en-GB"/>
         </w:rPr>
-        <w:t>C</w:t>
-      </w:r>
-      <w:r>
+        <w:t>Completed a comprehensive software development bootcamp with a focus on object-oriented design, Agile techniques, TDD, and pair programming. Gained hands-on expertise in creating scalable software solutions while following best practises in the market. Cultivated a strong problem-solving attitude and made valuable contributions for the development of dynamic software development projects.</w:t>
+      </w:r>
+    </w:p>
+    <w:p>
+      <w:pPr>
+        <w:pStyle w:val="CompanyBlock"/>
+        <w:rPr>
+          <w:rFonts w:ascii="Times New Roman" w:hAnsi="Times New Roman" w:cs="Times New Roman"/>
+          <w:color w:val="000000"/>
+          <w:sz w:val="24"/>
+          <w:szCs w:val="24"/>
+        </w:rPr>
+      </w:pPr>
+      <w:r>
+        <w:rPr>
+          <w:rFonts w:ascii="Times New Roman" w:hAnsi="Times New Roman" w:cs="Times New Roman"/>
+          <w:sz w:val="24"/>
+          <w:szCs w:val="24"/>
+          <w:lang w:val="en-GB"/>
+        </w:rPr>
+        <w:t>Network Professional Programme, Just IT Training Ltd, London (12/2021 – 02/2022)</w:t>
+      </w:r>
+      <w:r>
+        <w:rPr>
+          <w:rFonts w:ascii="Times New Roman" w:hAnsi="Times New Roman" w:cs="Times New Roman"/>
+          <w:color w:val="000000"/>
+          <w:sz w:val="24"/>
+          <w:szCs w:val="24"/>
+        </w:rPr>
+        <w:t xml:space="preserve"> </w:t>
+      </w:r>
+    </w:p>
+    <w:p>
+      <w:pPr>
+        <w:pStyle w:val="CompanyBlock"/>
         <w:rPr>
           <w:rFonts w:ascii="Times New Roman" w:hAnsi="Times New Roman" w:cs="Times New Roman"/>
           <w:b w:val="0"/>
@@ -2194,8 +2413,7 @@
           <w:szCs w:val="21"/>
           <w:lang w:val="en-GB"/>
         </w:rPr>
-        <w:t xml:space="preserve">ompleted a comprehensive software development bootcamp with a focus on object-oriented design, Agile techniques, TDD, and pair programming. </w:t>
-      </w:r>
+      </w:pPr>
       <w:r>
         <w:rPr>
           <w:rFonts w:ascii="Times New Roman" w:hAnsi="Times New Roman" w:cs="Times New Roman"/>
@@ -2204,9 +2422,8 @@
           <w:color w:val="000000" w:themeColor="text1"/>
           <w:sz w:val="21"/>
           <w:szCs w:val="21"/>
-          <w:lang w:val="en-GB"/>
-        </w:rPr>
-        <w:t>G</w:t>
+        </w:rPr>
+        <w:t>Successfully completed a three-month 'IT Skills Bootcamp' that provided</w:t>
       </w:r>
       <w:r>
         <w:rPr>
@@ -2216,9 +2433,8 @@
           <w:color w:val="000000" w:themeColor="text1"/>
           <w:sz w:val="21"/>
           <w:szCs w:val="21"/>
-          <w:lang w:val="en-GB"/>
-        </w:rPr>
-        <w:t xml:space="preserve">ained hands-on expertise in creating scalable software solutions while following best practises in the market. </w:t>
+        </w:rPr>
+        <w:t xml:space="preserve"> in depth</w:t>
       </w:r>
       <w:r>
         <w:rPr>
@@ -2228,119 +2444,6 @@
           <w:color w:val="000000" w:themeColor="text1"/>
           <w:sz w:val="21"/>
           <w:szCs w:val="21"/>
-          <w:lang w:val="en-GB"/>
-        </w:rPr>
-        <w:t>C</w:t>
-      </w:r>
-      <w:r>
-        <w:rPr>
-          <w:rFonts w:ascii="Times New Roman" w:hAnsi="Times New Roman" w:cs="Times New Roman"/>
-          <w:b w:val="0"/>
-          <w:bCs w:val="0"/>
-          <w:color w:val="000000" w:themeColor="text1"/>
-          <w:sz w:val="21"/>
-          <w:szCs w:val="21"/>
-          <w:lang w:val="en-GB"/>
-        </w:rPr>
-        <w:t>ultivated a strong problem-solving attitude and made valuable contributions for the development of dynamic software</w:t>
-      </w:r>
-      <w:r>
-        <w:rPr>
-          <w:rFonts w:ascii="Times New Roman" w:hAnsi="Times New Roman" w:cs="Times New Roman"/>
-          <w:b w:val="0"/>
-          <w:bCs w:val="0"/>
-          <w:color w:val="000000" w:themeColor="text1"/>
-          <w:sz w:val="21"/>
-          <w:szCs w:val="21"/>
-          <w:lang w:val="en-GB"/>
-        </w:rPr>
-        <w:t xml:space="preserve"> development projects</w:t>
-      </w:r>
-      <w:r>
-        <w:rPr>
-          <w:rFonts w:ascii="Times New Roman" w:hAnsi="Times New Roman" w:cs="Times New Roman"/>
-          <w:b w:val="0"/>
-          <w:bCs w:val="0"/>
-          <w:color w:val="000000" w:themeColor="text1"/>
-          <w:sz w:val="21"/>
-          <w:szCs w:val="21"/>
-          <w:lang w:val="en-GB"/>
-        </w:rPr>
-        <w:t>.</w:t>
-      </w:r>
-    </w:p>
-    <w:p>
-      <w:pPr>
-        <w:pStyle w:val="CompanyBlock"/>
-        <w:rPr>
-          <w:rFonts w:ascii="Times New Roman" w:hAnsi="Times New Roman" w:cs="Times New Roman"/>
-          <w:color w:val="000000"/>
-          <w:sz w:val="24"/>
-          <w:szCs w:val="24"/>
-        </w:rPr>
-      </w:pPr>
-      <w:r>
-        <w:rPr>
-          <w:rFonts w:ascii="Times New Roman" w:hAnsi="Times New Roman" w:cs="Times New Roman"/>
-          <w:sz w:val="24"/>
-          <w:szCs w:val="24"/>
-          <w:lang w:val="en-GB"/>
-        </w:rPr>
-        <w:t>Network Professional Programme, Just IT Training Ltd, London (12/2021 – 02/2022)</w:t>
-      </w:r>
-      <w:r>
-        <w:rPr>
-          <w:rFonts w:ascii="Times New Roman" w:hAnsi="Times New Roman" w:cs="Times New Roman"/>
-          <w:color w:val="000000"/>
-          <w:sz w:val="24"/>
-          <w:szCs w:val="24"/>
-        </w:rPr>
-        <w:t xml:space="preserve"> </w:t>
-      </w:r>
-    </w:p>
-    <w:p>
-      <w:pPr>
-        <w:pStyle w:val="CompanyBlock"/>
-        <w:rPr>
-          <w:rFonts w:ascii="Times New Roman" w:hAnsi="Times New Roman" w:cs="Times New Roman"/>
-          <w:b w:val="0"/>
-          <w:bCs w:val="0"/>
-          <w:color w:val="000000" w:themeColor="text1"/>
-          <w:sz w:val="21"/>
-          <w:szCs w:val="21"/>
-          <w:lang w:val="en-GB"/>
-        </w:rPr>
-      </w:pPr>
-      <w:r>
-        <w:rPr>
-          <w:rFonts w:ascii="Times New Roman" w:hAnsi="Times New Roman" w:cs="Times New Roman"/>
-          <w:b w:val="0"/>
-          <w:bCs w:val="0"/>
-          <w:color w:val="000000" w:themeColor="text1"/>
-          <w:sz w:val="21"/>
-          <w:szCs w:val="21"/>
-        </w:rPr>
-        <w:t>Successfully completed a three-month 'IT Skills Bootcamp' that provided</w:t>
-      </w:r>
-      <w:r>
-        <w:rPr>
-          <w:rFonts w:ascii="Times New Roman" w:hAnsi="Times New Roman" w:cs="Times New Roman"/>
-          <w:b w:val="0"/>
-          <w:bCs w:val="0"/>
-          <w:color w:val="000000" w:themeColor="text1"/>
-          <w:sz w:val="21"/>
-          <w:szCs w:val="21"/>
-        </w:rPr>
-        <w:t xml:space="preserve"> in depth</w:t>
-      </w:r>
-      <w:r>
-        <w:rPr>
-          <w:rFonts w:ascii="Times New Roman" w:hAnsi="Times New Roman" w:cs="Times New Roman"/>
-          <w:b w:val="0"/>
-          <w:bCs w:val="0"/>
-          <w:color w:val="000000" w:themeColor="text1"/>
-          <w:sz w:val="21"/>
-          <w:szCs w:val="21"/>
         </w:rPr>
         <w:t xml:space="preserve"> training and hands-on experience across various computing platforms. Through this program, I gained in-depth knowledge and practical expertise in CompTIA A+, Windows 10, and Office 365. The bootcamp equipped me with the necessary skills to effectively navigate and utilize these platforms, both in theory and practice.</w:t>
       </w:r>
@@ -2618,7 +2721,6 @@
           <w:sz w:val="21"/>
           <w:szCs w:val="21"/>
         </w:rPr>
-        <w:lastRenderedPageBreak/>
         <w:t>GCSE:</w:t>
       </w:r>
       <w:r>
@@ -2771,19 +2873,35 @@
         <w:jc w:val="both"/>
         <w:rPr>
           <w:rFonts w:ascii="Times New Roman" w:hAnsi="Times New Roman" w:cs="Times New Roman"/>
-          <w:sz w:val="21"/>
-          <w:szCs w:val="21"/>
-          <w:lang w:val="en-GB"/>
-        </w:rPr>
-      </w:pPr>
-      <w:r>
-        <w:rPr>
-          <w:rFonts w:ascii="Times New Roman" w:hAnsi="Times New Roman" w:cs="Times New Roman"/>
-          <w:sz w:val="21"/>
-          <w:szCs w:val="21"/>
-          <w:lang w:val="en-GB"/>
-        </w:rPr>
-        <w:t>Harrods – Knightsbridge London</w:t>
+          <w:lang w:val="en-GB"/>
+        </w:rPr>
+      </w:pPr>
+      <w:r>
+        <w:rPr>
+          <w:rFonts w:ascii="Times New Roman" w:hAnsi="Times New Roman" w:cs="Times New Roman"/>
+          <w:sz w:val="21"/>
+          <w:szCs w:val="21"/>
+          <w:lang w:val="en-GB"/>
+        </w:rPr>
+        <w:t>Harrods – Knightsbridge</w:t>
+      </w:r>
+      <w:r>
+        <w:rPr>
+          <w:rFonts w:ascii="Times New Roman" w:hAnsi="Times New Roman" w:cs="Times New Roman"/>
+          <w:sz w:val="21"/>
+          <w:szCs w:val="21"/>
+          <w:lang w:val="en-GB"/>
+        </w:rPr>
+        <w:t>,</w:t>
+      </w:r>
+      <w:r>
+        <w:rPr>
+          <w:rFonts w:ascii="Times New Roman" w:hAnsi="Times New Roman" w:cs="Times New Roman"/>
+          <w:sz w:val="21"/>
+          <w:szCs w:val="21"/>
+          <w:lang w:val="en-GB"/>
+        </w:rPr>
+        <w:t xml:space="preserve"> London</w:t>
       </w:r>
       <w:r>
         <w:rPr>
@@ -2810,7 +2928,25 @@
           <w:szCs w:val="21"/>
           <w:lang w:val="en-GB"/>
         </w:rPr>
-        <w:t>04/2022 – 07/2022</w:t>
+        <w:t>04/2022</w:t>
+      </w:r>
+      <w:r>
+        <w:rPr>
+          <w:rFonts w:ascii="Times New Roman" w:hAnsi="Times New Roman" w:cs="Times New Roman"/>
+          <w:sz w:val="21"/>
+          <w:szCs w:val="21"/>
+          <w:lang w:val="en-GB"/>
+        </w:rPr>
+        <w:t>-</w:t>
+      </w:r>
+      <w:r>
+        <w:rPr>
+          <w:rFonts w:ascii="Times New Roman" w:hAnsi="Times New Roman" w:cs="Times New Roman"/>
+          <w:sz w:val="21"/>
+          <w:szCs w:val="21"/>
+          <w:lang w:val="en-GB"/>
+        </w:rPr>
+        <w:t>07/2022</w:t>
       </w:r>
     </w:p>
     <w:p>
@@ -3126,6 +3262,16 @@
           <w:szCs w:val="21"/>
           <w:lang w:val="en-GB"/>
         </w:rPr>
+        <w:t xml:space="preserve"> </w:t>
+      </w:r>
+      <w:r>
+        <w:rPr>
+          <w:rFonts w:ascii="Times New Roman" w:hAnsi="Times New Roman" w:cs="Times New Roman"/>
+          <w:bCs w:val="0"/>
+          <w:sz w:val="21"/>
+          <w:szCs w:val="21"/>
+          <w:lang w:val="en-GB"/>
+        </w:rPr>
         <w:t>-</w:t>
       </w:r>
       <w:r>
@@ -3136,7 +3282,7 @@
           <w:szCs w:val="21"/>
           <w:lang w:val="en-GB"/>
         </w:rPr>
-        <w:t>Hackney London</w:t>
+        <w:t xml:space="preserve"> </w:t>
       </w:r>
       <w:r>
         <w:rPr>
@@ -3146,7 +3292,87 @@
           <w:szCs w:val="21"/>
           <w:lang w:val="en-GB"/>
         </w:rPr>
-        <w:t xml:space="preserve">                                                                                                                                02/2019-11/2021                                                                                                                           </w:t>
+        <w:t>Hackney</w:t>
+      </w:r>
+      <w:r>
+        <w:rPr>
+          <w:rFonts w:ascii="Times New Roman" w:hAnsi="Times New Roman" w:cs="Times New Roman"/>
+          <w:bCs w:val="0"/>
+          <w:sz w:val="21"/>
+          <w:szCs w:val="21"/>
+          <w:lang w:val="en-GB"/>
+        </w:rPr>
+        <w:t>,</w:t>
+      </w:r>
+      <w:r>
+        <w:rPr>
+          <w:rFonts w:ascii="Times New Roman" w:hAnsi="Times New Roman" w:cs="Times New Roman"/>
+          <w:bCs w:val="0"/>
+          <w:sz w:val="21"/>
+          <w:szCs w:val="21"/>
+          <w:lang w:val="en-GB"/>
+        </w:rPr>
+        <w:t xml:space="preserve"> London</w:t>
+      </w:r>
+      <w:r>
+        <w:rPr>
+          <w:rFonts w:ascii="Times New Roman" w:hAnsi="Times New Roman" w:cs="Times New Roman"/>
+          <w:bCs w:val="0"/>
+          <w:sz w:val="21"/>
+          <w:szCs w:val="21"/>
+          <w:lang w:val="en-GB"/>
+        </w:rPr>
+        <w:t xml:space="preserve">                                                                                                                   </w:t>
+      </w:r>
+      <w:r>
+        <w:rPr>
+          <w:rFonts w:ascii="Times New Roman" w:hAnsi="Times New Roman" w:cs="Times New Roman"/>
+          <w:bCs w:val="0"/>
+          <w:sz w:val="21"/>
+          <w:szCs w:val="21"/>
+          <w:lang w:val="en-GB"/>
+        </w:rPr>
+        <w:t>02/201</w:t>
+      </w:r>
+      <w:r>
+        <w:rPr>
+          <w:rFonts w:ascii="Times New Roman" w:hAnsi="Times New Roman" w:cs="Times New Roman"/>
+          <w:bCs w:val="0"/>
+          <w:sz w:val="21"/>
+          <w:szCs w:val="21"/>
+          <w:lang w:val="en-GB"/>
+        </w:rPr>
+        <w:t>9</w:t>
+      </w:r>
+      <w:r>
+        <w:rPr>
+          <w:rFonts w:ascii="Times New Roman" w:hAnsi="Times New Roman" w:cs="Times New Roman"/>
+          <w:bCs w:val="0"/>
+          <w:sz w:val="21"/>
+          <w:szCs w:val="21"/>
+          <w:lang w:val="en-GB"/>
+        </w:rPr>
+        <w:t>,</w:t>
+      </w:r>
+      <w:r>
+        <w:rPr>
+          <w:rFonts w:ascii="Times New Roman" w:hAnsi="Times New Roman" w:cs="Times New Roman"/>
+          <w:bCs w:val="0"/>
+          <w:sz w:val="21"/>
+          <w:szCs w:val="21"/>
+          <w:lang w:val="en-GB"/>
+        </w:rPr>
+        <w:t>11/2021</w:t>
+      </w:r>
+      <w:r>
+        <w:rPr>
+          <w:rFonts w:ascii="Times New Roman" w:hAnsi="Times New Roman" w:cs="Times New Roman"/>
+          <w:bCs w:val="0"/>
+          <w:sz w:val="21"/>
+          <w:szCs w:val="21"/>
+          <w:lang w:val="en-GB"/>
+        </w:rPr>
+        <w:t xml:space="preserve"> </w:t>
       </w:r>
     </w:p>
     <w:p>
@@ -3163,6 +3389,16 @@
           <w:lang w:val="en-GB"/>
         </w:rPr>
       </w:pPr>
+      <w:r>
+        <w:rPr>
+          <w:rFonts w:ascii="Times New Roman" w:hAnsi="Times New Roman" w:cs="Times New Roman"/>
+          <w:bCs w:val="0"/>
+          <w:sz w:val="21"/>
+          <w:szCs w:val="21"/>
+          <w:lang w:val="en-GB"/>
+        </w:rPr>
+        <w:t xml:space="preserve">                                                                                                           </w:t>
+      </w:r>
     </w:p>
     <w:p>
       <w:pPr>
@@ -3213,6 +3449,7 @@
           <w:szCs w:val="21"/>
           <w:lang w:val="en-GB"/>
         </w:rPr>
+        <w:lastRenderedPageBreak/>
         <w:t>Manned the business telephone to take orders, give information and deal with complaints whilst showing excellent manners.</w:t>
       </w:r>
     </w:p>
@@ -3282,6 +3519,55 @@
           <w:szCs w:val="21"/>
         </w:rPr>
         <w:t xml:space="preserve"> had my full attention and gave all the services possible.</w:t>
+      </w:r>
+    </w:p>
+    <w:p>
+      <w:pPr>
+        <w:rPr>
+          <w:rFonts w:ascii="Times New Roman" w:hAnsi="Times New Roman" w:cs="Times New Roman"/>
+          <w:color w:val="000000"/>
+          <w:sz w:val="21"/>
+          <w:szCs w:val="21"/>
+        </w:rPr>
+      </w:pPr>
+    </w:p>
+    <w:p>
+      <w:pPr>
+        <w:rPr>
+          <w:rFonts w:ascii="Times New Roman" w:hAnsi="Times New Roman" w:cs="Times New Roman"/>
+          <w:color w:val="000000"/>
+          <w:sz w:val="21"/>
+          <w:szCs w:val="21"/>
+        </w:rPr>
+      </w:pPr>
+    </w:p>
+    <w:p>
+      <w:pPr>
+        <w:rPr>
+          <w:rFonts w:ascii="Times New Roman" w:hAnsi="Times New Roman" w:cs="Times New Roman"/>
+          <w:color w:val="000000"/>
+          <w:sz w:val="21"/>
+          <w:szCs w:val="21"/>
+        </w:rPr>
+      </w:pPr>
+    </w:p>
+    <w:p>
+      <w:pPr>
+        <w:rPr>
+          <w:rFonts w:ascii="Times New Roman" w:hAnsi="Times New Roman" w:cs="Times New Roman"/>
+          <w:color w:val="000000"/>
+          <w:sz w:val="21"/>
+          <w:szCs w:val="21"/>
+        </w:rPr>
+      </w:pPr>
+      <w:r>
+        <w:rPr>
+          <w:rFonts w:ascii="Times New Roman" w:hAnsi="Times New Roman" w:cs="Times New Roman"/>
+          <w:color w:val="000000"/>
+          <w:sz w:val="21"/>
+          <w:szCs w:val="21"/>
+        </w:rPr>
+        <w:t xml:space="preserve"> </w:t>
       </w:r>
     </w:p>
     <w:p>
@@ -6047,6 +6333,18 @@
       <w:bCs/>
     </w:rPr>
   </w:style>
+  <w:style w:type="character" w:styleId="UnresolvedMention">
+    <w:name w:val="Unresolved Mention"/>
+    <w:basedOn w:val="DefaultParagraphFont"/>
+    <w:uiPriority w:val="99"/>
+    <w:semiHidden/>
+    <w:unhideWhenUsed/>
+    <w:rsid w:val="00732CF6"/>
+    <w:rPr>
+      <w:color w:val="605E5C"/>
+      <w:shd w:val="clear" w:color="auto" w:fill="E1DFDD"/>
+    </w:rPr>
+  </w:style>
 </w:styles>
 </file>
 
